--- a/companies/ashcombe-advisory/Engagements/Lee, Rice and Adams/Meeting Minutes 2021-10-27 - Lee, Rice and Adams.docx
+++ b/companies/ashcombe-advisory/Engagements/Lee, Rice and Adams/Meeting Minutes 2021-10-27 - Lee, Rice and Adams.docx
@@ -15,7 +15,7 @@
         <w:pStyle w:val="Heading2"/>
       </w:pPr>
       <w:r>
-        <w:t>Attendees</w:t>
+        <w:t>Present</w:t>
       </w:r>
     </w:p>
     <w:p>
@@ -23,7 +23,7 @@
         <w:pStyle w:val="ListBullet"/>
       </w:pPr>
       <w:r>
-        <w:t>Amy Carter, Communications Associate</w:t>
+        <w:t>Nancy Suarez, Communications Associate, Ashcombe Advisory Partners</w:t>
       </w:r>
     </w:p>
     <w:p>
@@ -31,7 +31,7 @@
         <w:pStyle w:val="ListBullet"/>
       </w:pPr>
       <w:r>
-        <w:t>Nancy Suarez, Communications Associate</w:t>
+        <w:t>Amy Carter, Communications Associate, Ashcombe Advisory Partners</w:t>
       </w:r>
     </w:p>
     <w:p>
@@ -47,27 +47,52 @@
         <w:pStyle w:val="Heading2"/>
       </w:pPr>
       <w:r>
-        <w:t>Discussion</w:t>
+        <w:t>Matters discussed</w:t>
       </w:r>
     </w:p>
     <w:p>
       <w:r>
-        <w:t>The headline from this session: the position holds, and the work from here is discipline, not invention. We are far enough into the engagement that the messages are settled and have been tested in use; the risk now is drift, not a blank page, and the meeting was about keeping the settled work settled.</w:t>
+        <w:t>The team met by video to review progress at the midpoint of the engagement. Nancy Suarez chaired and kept these minutes. The purpose was to check the active response against plan and to set the next round of work.</w:t>
       </w:r>
     </w:p>
     <w:p>
       <w:r>
-        <w:t>Nancy Suarez opened by walking the group through the core position and the holding lines as they stand, noting which have already been used and how they landed. Amy Carter reported that the fact base is fully verified and that the two questions outstanding at the last check have been closed against source. Megan Sutton confirmed that leadership at Lee, Rice and Adams is comfortable with the current framing and that nothing in the underlying matter has shifted the ground beneath it.</w:t>
+        <w:t>Amy Carter reported that the holding statement and the core question-and-answer set are in use and holding up. Two press queries have come in since the last session. Both were answered from the approved lines without escalation.</w:t>
       </w:r>
     </w:p>
     <w:p>
       <w:r>
-        <w:t>The bulk of the discussion turned on sequencing. With the language settled, the temptation on the client side is to begin using it more freely than the plan allows, and Amy Carter flagged that as the single risk most worth watching between now and the next review. Megan Sutton agreed to remind the internal owners that no external statement moves ahead of the agreed sequence. Nancy Suarez took the point that two of the holding lines have felt long in practice and should be tightened before they are used again.</w:t>
+        <w:t>The fuller statement is drafted and cleared but has not been needed. It stays on file, ready to release if the matter widens. Amy Carter noted the question-and-answer set has been updated twice as new questions surfaced.</w:t>
       </w:r>
     </w:p>
     <w:p>
       <w:r>
-        <w:t>On cadence, the group agreed to keep the weekly status thread running and to confirm any interim decision in writing so the operations team is never guessing at the current version. Megan Sutton asked for a short one-page summary of the live messages she can keep beside her; Amy Carter will produce it. The group agreed to reconvene for a full working session once the tightened lines and the summary have been circulated.</w:t>
+        <w:t>The group reviewed coverage to date. Reporting has been factual and has not widened beyond the original matter. Megan Sutton confirmed that internal questions at Lee, Rice and Adams have slowed, which the group read as a sign the first phase is settling.</w:t>
+      </w:r>
+    </w:p>
+    <w:p>
+      <w:r>
+        <w:t>The approval path was reviewed. Every statement this period cleared through Nancy Suarez to Megan Sutton, and turnaround stayed under an hour when it was needed. No change to the path was proposed.</w:t>
+      </w:r>
+    </w:p>
+    <w:p>
+      <w:r>
+        <w:t>Discussion turned to the next phase. With the immediate response steady, the work shifts toward the firm's standing over the coming months. Amy Carter will draft a short plan for proactive contact with key clients and referral sources, for partner sign-off before anything goes out.</w:t>
+      </w:r>
+    </w:p>
+    <w:p>
+      <w:r>
+        <w:t>Megan Sutton raised employee communications. Staff had the initial notice but nothing since. The group agreed a brief follow-up to employees is due and set an owner for it. It goes out within the week, once the wording is cleared.</w:t>
+      </w:r>
+    </w:p>
+    <w:p>
+      <w:r>
+        <w:t>Amy Carter asked whether the firm should say anything proactively while the matter is quiet. The group decided to hold for now and revisit at the next session; the outreach plan should be ready before the firm speaks unprompted.</w:t>
+      </w:r>
+    </w:p>
+    <w:p>
+      <w:r>
+        <w:t>On cadence, the daily check-in will step down to twice weekly while the matter is quiet. It returns to daily if anything breaks.</w:t>
       </w:r>
     </w:p>
     <w:p>
@@ -75,7 +100,7 @@
         <w:pStyle w:val="Heading2"/>
       </w:pPr>
       <w:r>
-        <w:t>Action Items</w:t>
+        <w:t>Actions</w:t>
       </w:r>
     </w:p>
     <w:tbl>
@@ -99,7 +124,7 @@
               <w:rPr>
                 <w:b/>
               </w:rPr>
-              <w:t>Item</w:t>
+              <w:t>Action</w:t>
             </w:r>
           </w:p>
         </w:tc>
@@ -125,7 +150,7 @@
               <w:rPr>
                 <w:b/>
               </w:rPr>
-              <w:t>Target</w:t>
+              <w:t>Due</w:t>
             </w:r>
           </w:p>
         </w:tc>
@@ -137,7 +162,39 @@
           </w:tcPr>
           <w:p>
             <w:r>
-              <w:t>Tighten the two holding lines flagged as overlong</w:t>
+              <w:t>Draft a proactive outreach plan for key clients and referral sources</w:t>
+            </w:r>
+          </w:p>
+        </w:tc>
+        <w:tc>
+          <w:tcPr>
+            <w:tcW w:type="dxa" w:w="2880"/>
+          </w:tcPr>
+          <w:p>
+            <w:r>
+              <w:t>Amy Carter</w:t>
+            </w:r>
+          </w:p>
+        </w:tc>
+        <w:tc>
+          <w:tcPr>
+            <w:tcW w:type="dxa" w:w="2880"/>
+          </w:tcPr>
+          <w:p>
+            <w:r>
+              <w:t>Within one week</w:t>
+            </w:r>
+          </w:p>
+        </w:tc>
+      </w:tr>
+      <w:tr>
+        <w:tc>
+          <w:tcPr>
+            <w:tcW w:type="dxa" w:w="2880"/>
+          </w:tcPr>
+          <w:p>
+            <w:r>
+              <w:t>Prepare a short follow-up note to employees for the client's review</w:t>
             </w:r>
           </w:p>
         </w:tc>
@@ -169,7 +226,7 @@
           </w:tcPr>
           <w:p>
             <w:r>
-              <w:t>Produce a one-page summary of the live messages</w:t>
+              <w:t>Confirm the revised twice-weekly check-in with the team</w:t>
             </w:r>
           </w:p>
         </w:tc>
@@ -179,39 +236,7 @@
           </w:tcPr>
           <w:p>
             <w:r>
-              <w:t>Amy Carter</w:t>
-            </w:r>
-          </w:p>
-        </w:tc>
-        <w:tc>
-          <w:tcPr>
-            <w:tcW w:type="dxa" w:w="2880"/>
-          </w:tcPr>
-          <w:p>
-            <w:r>
-              <w:t>This week</w:t>
-            </w:r>
-          </w:p>
-        </w:tc>
-      </w:tr>
-      <w:tr>
-        <w:tc>
-          <w:tcPr>
-            <w:tcW w:type="dxa" w:w="2880"/>
-          </w:tcPr>
-          <w:p>
-            <w:r>
-              <w:t>Remind internal owners to hold to the agreed sequence</w:t>
-            </w:r>
-          </w:p>
-        </w:tc>
-        <w:tc>
-          <w:tcPr>
-            <w:tcW w:type="dxa" w:w="2880"/>
-          </w:tcPr>
-          <w:p>
-            <w:r>
-              <w:t>Megan Sutton</w:t>
+              <w:t>Nancy Suarez</w:t>
             </w:r>
           </w:p>
         </w:tc>
@@ -233,7 +258,7 @@
           </w:tcPr>
           <w:p>
             <w:r>
-              <w:t>Reconfirm the verified fact base against any new development</w:t>
+              <w:t>Gather an up-to-date contact list for priority clients</w:t>
             </w:r>
           </w:p>
         </w:tc>
@@ -243,7 +268,7 @@
           </w:tcPr>
           <w:p>
             <w:r>
-              <w:t>Amy Carter</w:t>
+              <w:t>Megan Sutton</w:t>
             </w:r>
           </w:p>
         </w:tc>
@@ -253,7 +278,7 @@
           </w:tcPr>
           <w:p>
             <w:r>
-              <w:t>Ongoing</w:t>
+              <w:t>Before the next session</w:t>
             </w:r>
           </w:p>
         </w:tc>
@@ -261,7 +286,7 @@
     </w:tbl>
     <w:p>
       <w:r>
-        <w:t>Minutes prepared by Nancy Suarez.</w:t>
+        <w:t>Minutes recorded by Nancy Suarez. The next working session is set for two weeks out, or sooner if the matter requires it.</w:t>
       </w:r>
     </w:p>
     <w:sectPr>
